--- a/skills/dilon-document-compiler/templates/TEMPLATE_Word_Signature.docx
+++ b/skills/dilon-document-compiler/templates/TEMPLATE_Word_Signature.docx
@@ -30,21 +30,7 @@
             <w:shd w:val="clear" w:color="auto" w:fill="BFBFBF"/>
           </w:tcPr>
           <w:p>
-            <w:pPr>
-              <w:pStyle w:val="FootnoteText"/>
-              <w:jc w:val="center"/>
-              <w:rPr>
-                <w:b/>
-                <w:bCs/>
-              </w:rPr>
-            </w:pPr>
             <w:r>
-              <w:rPr>
-                <w:b/>
-                <w:bCs/>
-                <w:sz w:val="24"/>
-                <w:szCs w:val="24"/>
-              </w:rPr>
               <w:t>Group</w:t>
             </w:r>
           </w:p>
@@ -7587,13 +7573,13 @@
   <w:style w:type="paragraph" w:default="1" w:styleId="Normal">
     <w:name w:val="Normal"/>
     <w:qFormat/>
-    <w:rsid w:val="00B32420"/>
+    <w:rsid w:val="00614A84"/>
     <w:pPr>
       <w:overflowPunct w:val="0"/>
       <w:autoSpaceDE w:val="0"/>
       <w:autoSpaceDN w:val="0"/>
       <w:adjustRightInd w:val="0"/>
-      <w:spacing w:before="20" w:after="0" w:line="240" w:lineRule="auto"/>
+      <w:spacing w:after="120" w:line="240" w:lineRule="auto"/>
       <w:textAlignment w:val="baseline"/>
     </w:pPr>
     <w:rPr>
@@ -8571,7 +8557,7 @@
         <w:right w:val="single" w:sz="4" w:space="4" w:color="F5F5F5"/>
       </w:pBdr>
       <w:shd w:val="clear" w:color="auto" w:fill="F5F5F5"/>
-      <w:spacing w:before="120" w:after="120"/>
+      <w:spacing w:before="120"/>
       <w:ind w:left="360"/>
     </w:pPr>
     <w:rPr>
@@ -8902,27 +8888,6 @@
 </file>
 
 <file path=customXml/item1.xml><?xml version="1.0" encoding="utf-8"?>
-<?mso-contentType ?>
-<FormTemplates xmlns="http://schemas.microsoft.com/sharepoint/v3/contenttype/forms">
-  <Display>DocumentLibraryForm</Display>
-  <Edit>DocumentLibraryForm</Edit>
-  <New>DocumentLibraryForm</New>
-</FormTemplates>
-</file>
-
-<file path=customXml/item2.xml><?xml version="1.0" encoding="utf-8"?>
-<p:properties xmlns:p="http://schemas.microsoft.com/office/2006/metadata/properties" xmlns:xsi="http://www.w3.org/2001/XMLSchema-instance" xmlns:pc="http://schemas.microsoft.com/office/infopath/2007/PartnerControls">
-  <documentManagement>
-    <TaxCatchAll xmlns="14fbb133-db97-4d09-8590-d31f72208e11" xsi:nil="true"/>
-    <lcf76f155ced4ddcb4097134ff3c332f xmlns="ff91e89a-fa89-409e-b2c2-0afa0b8362dc">
-      <Terms xmlns="http://schemas.microsoft.com/office/infopath/2007/PartnerControls"/>
-    </lcf76f155ced4ddcb4097134ff3c332f>
-    <Index xmlns="ff91e89a-fa89-409e-b2c2-0afa0b8362dc" xsi:nil="true"/>
-  </documentManagement>
-</p:properties>
-</file>
-
-<file path=customXml/item3.xml><?xml version="1.0" encoding="utf-8"?>
 <ct:contentTypeSchema xmlns:ct="http://schemas.microsoft.com/office/2006/metadata/contentType" xmlns:ma="http://schemas.microsoft.com/office/2006/metadata/properties/metaAttributes" ct:_="" ma:_="" ma:contentTypeName="Document" ma:contentTypeID="0x01010097F8571949118944A44552DCE70F9EBD" ma:contentTypeVersion="14" ma:contentTypeDescription="Create a new document." ma:contentTypeScope="" ma:versionID="1baecbd0e49fa7b0dfe9f28182595f2e">
   <xsd:schema xmlns:xsd="http://www.w3.org/2001/XMLSchema" xmlns:xs="http://www.w3.org/2001/XMLSchema" xmlns:p="http://schemas.microsoft.com/office/2006/metadata/properties" xmlns:ns2="ff91e89a-fa89-409e-b2c2-0afa0b8362dc" xmlns:ns3="14fbb133-db97-4d09-8590-d31f72208e11" targetNamespace="http://schemas.microsoft.com/office/2006/metadata/properties" ma:root="true" ma:fieldsID="75805e7a8f6b447aa2bdfad3b9e935b1" ns2:_="" ns3:_="">
     <xsd:import namespace="ff91e89a-fa89-409e-b2c2-0afa0b8362dc"/>
@@ -9129,30 +9094,32 @@
 </ct:contentTypeSchema>
 </file>
 
+<file path=customXml/item2.xml><?xml version="1.0" encoding="utf-8"?>
+<p:properties xmlns:p="http://schemas.microsoft.com/office/2006/metadata/properties" xmlns:xsi="http://www.w3.org/2001/XMLSchema-instance" xmlns:pc="http://schemas.microsoft.com/office/infopath/2007/PartnerControls">
+  <documentManagement>
+    <TaxCatchAll xmlns="14fbb133-db97-4d09-8590-d31f72208e11" xsi:nil="true"/>
+    <lcf76f155ced4ddcb4097134ff3c332f xmlns="ff91e89a-fa89-409e-b2c2-0afa0b8362dc">
+      <Terms xmlns="http://schemas.microsoft.com/office/infopath/2007/PartnerControls"/>
+    </lcf76f155ced4ddcb4097134ff3c332f>
+    <Index xmlns="ff91e89a-fa89-409e-b2c2-0afa0b8362dc" xsi:nil="true"/>
+  </documentManagement>
+</p:properties>
+</file>
+
+<file path=customXml/item3.xml><?xml version="1.0" encoding="utf-8"?>
+<?mso-contentType ?>
+<FormTemplates xmlns="http://schemas.microsoft.com/sharepoint/v3/contenttype/forms">
+  <Display>DocumentLibraryForm</Display>
+  <Edit>DocumentLibraryForm</Edit>
+  <New>DocumentLibraryForm</New>
+</FormTemplates>
+</file>
+
 <file path=customXml/item4.xml><?xml version="1.0" encoding="utf-8"?>
 <b:Sources xmlns:b="http://schemas.openxmlformats.org/officeDocument/2006/bibliography" xmlns="http://schemas.openxmlformats.org/officeDocument/2006/bibliography" SelectedStyle="\APASixthEditionOfficeOnline.xsl" StyleName="APA" Version="6"/>
 </file>
 
 <file path=customXml/itemProps1.xml><?xml version="1.0" encoding="utf-8"?>
-<ds:datastoreItem xmlns:ds="http://schemas.openxmlformats.org/officeDocument/2006/customXml" ds:itemID="{F43CE1E5-002C-49C3-ABAF-F4181BBA83E9}">
-  <ds:schemaRefs>
-    <ds:schemaRef ds:uri="http://schemas.microsoft.com/sharepoint/v3/contenttype/forms"/>
-  </ds:schemaRefs>
-</ds:datastoreItem>
-</file>
-
-<file path=customXml/itemProps2.xml><?xml version="1.0" encoding="utf-8"?>
-<ds:datastoreItem xmlns:ds="http://schemas.openxmlformats.org/officeDocument/2006/customXml" ds:itemID="{D1B430AD-7F5E-4A6C-AC1E-18B5A5C8823C}">
-  <ds:schemaRefs>
-    <ds:schemaRef ds:uri="http://schemas.microsoft.com/office/2006/metadata/properties"/>
-    <ds:schemaRef ds:uri="http://schemas.microsoft.com/office/infopath/2007/PartnerControls"/>
-    <ds:schemaRef ds:uri="14fbb133-db97-4d09-8590-d31f72208e11"/>
-    <ds:schemaRef ds:uri="ff91e89a-fa89-409e-b2c2-0afa0b8362dc"/>
-  </ds:schemaRefs>
-</ds:datastoreItem>
-</file>
-
-<file path=customXml/itemProps3.xml><?xml version="1.0" encoding="utf-8"?>
 <ds:datastoreItem xmlns:ds="http://schemas.openxmlformats.org/officeDocument/2006/customXml" ds:itemID="{3E5D323C-384B-42D5-B47B-6F44F9FD8BE0}">
   <ds:schemaRefs>
     <ds:schemaRef ds:uri="http://schemas.microsoft.com/office/2006/metadata/contentType"/>
@@ -9171,6 +9138,25 @@
 </ds:datastoreItem>
 </file>
 
+<file path=customXml/itemProps2.xml><?xml version="1.0" encoding="utf-8"?>
+<ds:datastoreItem xmlns:ds="http://schemas.openxmlformats.org/officeDocument/2006/customXml" ds:itemID="{D1B430AD-7F5E-4A6C-AC1E-18B5A5C8823C}">
+  <ds:schemaRefs>
+    <ds:schemaRef ds:uri="http://schemas.microsoft.com/office/2006/metadata/properties"/>
+    <ds:schemaRef ds:uri="http://schemas.microsoft.com/office/infopath/2007/PartnerControls"/>
+    <ds:schemaRef ds:uri="14fbb133-db97-4d09-8590-d31f72208e11"/>
+    <ds:schemaRef ds:uri="ff91e89a-fa89-409e-b2c2-0afa0b8362dc"/>
+  </ds:schemaRefs>
+</ds:datastoreItem>
+</file>
+
+<file path=customXml/itemProps3.xml><?xml version="1.0" encoding="utf-8"?>
+<ds:datastoreItem xmlns:ds="http://schemas.openxmlformats.org/officeDocument/2006/customXml" ds:itemID="{F43CE1E5-002C-49C3-ABAF-F4181BBA83E9}">
+  <ds:schemaRefs>
+    <ds:schemaRef ds:uri="http://schemas.microsoft.com/sharepoint/v3/contenttype/forms"/>
+  </ds:schemaRefs>
+</ds:datastoreItem>
+</file>
+
 <file path=customXml/itemProps4.xml><?xml version="1.0" encoding="utf-8"?>
 <ds:datastoreItem xmlns:ds="http://schemas.openxmlformats.org/officeDocument/2006/customXml" ds:itemID="{79F96F0D-53C7-457F-BF3B-DB3D5A728589}">
   <ds:schemaRefs>

--- a/skills/dilon-document-compiler/templates/TEMPLATE_Word_Signature.docx
+++ b/skills/dilon-document-compiler/templates/TEMPLATE_Word_Signature.docx
@@ -7573,13 +7573,13 @@
   <w:style w:type="paragraph" w:default="1" w:styleId="Normal">
     <w:name w:val="Normal"/>
     <w:qFormat/>
-    <w:rsid w:val="00614A84"/>
+    <w:rsid w:val="00EE743F"/>
     <w:pPr>
       <w:overflowPunct w:val="0"/>
       <w:autoSpaceDE w:val="0"/>
       <w:autoSpaceDN w:val="0"/>
       <w:adjustRightInd w:val="0"/>
-      <w:spacing w:after="120" w:line="240" w:lineRule="auto"/>
+      <w:spacing w:before="120" w:after="120" w:line="240" w:lineRule="auto"/>
       <w:textAlignment w:val="baseline"/>
     </w:pPr>
     <w:rPr>
@@ -8557,7 +8557,6 @@
         <w:right w:val="single" w:sz="4" w:space="4" w:color="F5F5F5"/>
       </w:pBdr>
       <w:shd w:val="clear" w:color="auto" w:fill="F5F5F5"/>
-      <w:spacing w:before="120"/>
       <w:ind w:left="360"/>
     </w:pPr>
     <w:rPr>
@@ -8888,6 +8887,18 @@
 </file>
 
 <file path=customXml/item1.xml><?xml version="1.0" encoding="utf-8"?>
+<p:properties xmlns:p="http://schemas.microsoft.com/office/2006/metadata/properties" xmlns:xsi="http://www.w3.org/2001/XMLSchema-instance" xmlns:pc="http://schemas.microsoft.com/office/infopath/2007/PartnerControls">
+  <documentManagement>
+    <TaxCatchAll xmlns="14fbb133-db97-4d09-8590-d31f72208e11" xsi:nil="true"/>
+    <lcf76f155ced4ddcb4097134ff3c332f xmlns="ff91e89a-fa89-409e-b2c2-0afa0b8362dc">
+      <Terms xmlns="http://schemas.microsoft.com/office/infopath/2007/PartnerControls"/>
+    </lcf76f155ced4ddcb4097134ff3c332f>
+    <Index xmlns="ff91e89a-fa89-409e-b2c2-0afa0b8362dc" xsi:nil="true"/>
+  </documentManagement>
+</p:properties>
+</file>
+
+<file path=customXml/item2.xml><?xml version="1.0" encoding="utf-8"?>
 <ct:contentTypeSchema xmlns:ct="http://schemas.microsoft.com/office/2006/metadata/contentType" xmlns:ma="http://schemas.microsoft.com/office/2006/metadata/properties/metaAttributes" ct:_="" ma:_="" ma:contentTypeName="Document" ma:contentTypeID="0x01010097F8571949118944A44552DCE70F9EBD" ma:contentTypeVersion="14" ma:contentTypeDescription="Create a new document." ma:contentTypeScope="" ma:versionID="1baecbd0e49fa7b0dfe9f28182595f2e">
   <xsd:schema xmlns:xsd="http://www.w3.org/2001/XMLSchema" xmlns:xs="http://www.w3.org/2001/XMLSchema" xmlns:p="http://schemas.microsoft.com/office/2006/metadata/properties" xmlns:ns2="ff91e89a-fa89-409e-b2c2-0afa0b8362dc" xmlns:ns3="14fbb133-db97-4d09-8590-d31f72208e11" targetNamespace="http://schemas.microsoft.com/office/2006/metadata/properties" ma:root="true" ma:fieldsID="75805e7a8f6b447aa2bdfad3b9e935b1" ns2:_="" ns3:_="">
     <xsd:import namespace="ff91e89a-fa89-409e-b2c2-0afa0b8362dc"/>
@@ -9094,19 +9105,11 @@
 </ct:contentTypeSchema>
 </file>
 
-<file path=customXml/item2.xml><?xml version="1.0" encoding="utf-8"?>
-<p:properties xmlns:p="http://schemas.microsoft.com/office/2006/metadata/properties" xmlns:xsi="http://www.w3.org/2001/XMLSchema-instance" xmlns:pc="http://schemas.microsoft.com/office/infopath/2007/PartnerControls">
-  <documentManagement>
-    <TaxCatchAll xmlns="14fbb133-db97-4d09-8590-d31f72208e11" xsi:nil="true"/>
-    <lcf76f155ced4ddcb4097134ff3c332f xmlns="ff91e89a-fa89-409e-b2c2-0afa0b8362dc">
-      <Terms xmlns="http://schemas.microsoft.com/office/infopath/2007/PartnerControls"/>
-    </lcf76f155ced4ddcb4097134ff3c332f>
-    <Index xmlns="ff91e89a-fa89-409e-b2c2-0afa0b8362dc" xsi:nil="true"/>
-  </documentManagement>
-</p:properties>
+<file path=customXml/item3.xml><?xml version="1.0" encoding="utf-8"?>
+<b:Sources xmlns:b="http://schemas.openxmlformats.org/officeDocument/2006/bibliography" xmlns="http://schemas.openxmlformats.org/officeDocument/2006/bibliography" SelectedStyle="\APASixthEditionOfficeOnline.xsl" StyleName="APA" Version="6"/>
 </file>
 
-<file path=customXml/item3.xml><?xml version="1.0" encoding="utf-8"?>
+<file path=customXml/item4.xml><?xml version="1.0" encoding="utf-8"?>
 <?mso-contentType ?>
 <FormTemplates xmlns="http://schemas.microsoft.com/sharepoint/v3/contenttype/forms">
   <Display>DocumentLibraryForm</Display>
@@ -9115,11 +9118,18 @@
 </FormTemplates>
 </file>
 
-<file path=customXml/item4.xml><?xml version="1.0" encoding="utf-8"?>
-<b:Sources xmlns:b="http://schemas.openxmlformats.org/officeDocument/2006/bibliography" xmlns="http://schemas.openxmlformats.org/officeDocument/2006/bibliography" SelectedStyle="\APASixthEditionOfficeOnline.xsl" StyleName="APA" Version="6"/>
+<file path=customXml/itemProps1.xml><?xml version="1.0" encoding="utf-8"?>
+<ds:datastoreItem xmlns:ds="http://schemas.openxmlformats.org/officeDocument/2006/customXml" ds:itemID="{D1B430AD-7F5E-4A6C-AC1E-18B5A5C8823C}">
+  <ds:schemaRefs>
+    <ds:schemaRef ds:uri="http://schemas.microsoft.com/office/2006/metadata/properties"/>
+    <ds:schemaRef ds:uri="http://schemas.microsoft.com/office/infopath/2007/PartnerControls"/>
+    <ds:schemaRef ds:uri="14fbb133-db97-4d09-8590-d31f72208e11"/>
+    <ds:schemaRef ds:uri="ff91e89a-fa89-409e-b2c2-0afa0b8362dc"/>
+  </ds:schemaRefs>
+</ds:datastoreItem>
 </file>
 
-<file path=customXml/itemProps1.xml><?xml version="1.0" encoding="utf-8"?>
+<file path=customXml/itemProps2.xml><?xml version="1.0" encoding="utf-8"?>
 <ds:datastoreItem xmlns:ds="http://schemas.openxmlformats.org/officeDocument/2006/customXml" ds:itemID="{3E5D323C-384B-42D5-B47B-6F44F9FD8BE0}">
   <ds:schemaRefs>
     <ds:schemaRef ds:uri="http://schemas.microsoft.com/office/2006/metadata/contentType"/>
@@ -9138,29 +9148,18 @@
 </ds:datastoreItem>
 </file>
 
-<file path=customXml/itemProps2.xml><?xml version="1.0" encoding="utf-8"?>
-<ds:datastoreItem xmlns:ds="http://schemas.openxmlformats.org/officeDocument/2006/customXml" ds:itemID="{D1B430AD-7F5E-4A6C-AC1E-18B5A5C8823C}">
+<file path=customXml/itemProps3.xml><?xml version="1.0" encoding="utf-8"?>
+<ds:datastoreItem xmlns:ds="http://schemas.openxmlformats.org/officeDocument/2006/customXml" ds:itemID="{79F96F0D-53C7-457F-BF3B-DB3D5A728589}">
   <ds:schemaRefs>
-    <ds:schemaRef ds:uri="http://schemas.microsoft.com/office/2006/metadata/properties"/>
-    <ds:schemaRef ds:uri="http://schemas.microsoft.com/office/infopath/2007/PartnerControls"/>
-    <ds:schemaRef ds:uri="14fbb133-db97-4d09-8590-d31f72208e11"/>
-    <ds:schemaRef ds:uri="ff91e89a-fa89-409e-b2c2-0afa0b8362dc"/>
+    <ds:schemaRef ds:uri="http://schemas.openxmlformats.org/officeDocument/2006/bibliography"/>
   </ds:schemaRefs>
 </ds:datastoreItem>
 </file>
 
-<file path=customXml/itemProps3.xml><?xml version="1.0" encoding="utf-8"?>
+<file path=customXml/itemProps4.xml><?xml version="1.0" encoding="utf-8"?>
 <ds:datastoreItem xmlns:ds="http://schemas.openxmlformats.org/officeDocument/2006/customXml" ds:itemID="{F43CE1E5-002C-49C3-ABAF-F4181BBA83E9}">
   <ds:schemaRefs>
     <ds:schemaRef ds:uri="http://schemas.microsoft.com/sharepoint/v3/contenttype/forms"/>
   </ds:schemaRefs>
 </ds:datastoreItem>
-</file>
-
-<file path=customXml/itemProps4.xml><?xml version="1.0" encoding="utf-8"?>
-<ds:datastoreItem xmlns:ds="http://schemas.openxmlformats.org/officeDocument/2006/customXml" ds:itemID="{79F96F0D-53C7-457F-BF3B-DB3D5A728589}">
-  <ds:schemaRefs>
-    <ds:schemaRef ds:uri="http://schemas.openxmlformats.org/officeDocument/2006/bibliography"/>
-  </ds:schemaRefs>
-</ds:datastoreItem>
 </file>
--- a/skills/dilon-document-compiler/templates/TEMPLATE_Word_Signature.docx
+++ b/skills/dilon-document-compiler/templates/TEMPLATE_Word_Signature.docx
@@ -4913,6 +4913,126 @@
     </w:lvl>
   </w:abstractNum>
   <w:abstractNum w:abstractNumId="44" w15:restartNumberingAfterBreak="0">
+    <w:nsid w:val="54034C84"/>
+    <w:multiLevelType w:val="multilevel"/>
+    <w:tmpl w:val="EAF0A91E"/>
+    <w:lvl w:ilvl="0">
+      <w:start w:val="1"/>
+      <w:numFmt w:val="decimal"/>
+      <w:pStyle w:val="Heading2"/>
+      <w:lvlText w:val="%1."/>
+      <w:lvlJc w:val="left"/>
+      <w:pPr>
+        <w:ind w:left="360" w:hanging="360"/>
+      </w:pPr>
+      <w:rPr>
+        <w:rFonts w:hint="default"/>
+      </w:rPr>
+    </w:lvl>
+    <w:lvl w:ilvl="1">
+      <w:start w:val="1"/>
+      <w:numFmt w:val="decimal"/>
+      <w:pStyle w:val="Heading3"/>
+      <w:lvlText w:val="%1.%2 "/>
+      <w:lvlJc w:val="left"/>
+      <w:pPr>
+        <w:ind w:left="360" w:hanging="360"/>
+      </w:pPr>
+      <w:rPr>
+        <w:rFonts w:hint="default"/>
+      </w:rPr>
+    </w:lvl>
+    <w:lvl w:ilvl="2">
+      <w:start w:val="1"/>
+      <w:numFmt w:val="decimal"/>
+      <w:pStyle w:val="Heading4"/>
+      <w:lvlText w:val="%1.%2.%3"/>
+      <w:lvlJc w:val="left"/>
+      <w:pPr>
+        <w:ind w:left="360" w:hanging="360"/>
+      </w:pPr>
+      <w:rPr>
+        <w:rFonts w:hint="default"/>
+      </w:rPr>
+    </w:lvl>
+    <w:lvl w:ilvl="3">
+      <w:start w:val="1"/>
+      <w:numFmt w:val="decimal"/>
+      <w:pStyle w:val="Heading5"/>
+      <w:lvlText w:val="%1.%2.%3.%4"/>
+      <w:lvlJc w:val="left"/>
+      <w:pPr>
+        <w:ind w:left="360" w:hanging="360"/>
+      </w:pPr>
+      <w:rPr>
+        <w:rFonts w:hint="default"/>
+      </w:rPr>
+    </w:lvl>
+    <w:lvl w:ilvl="4">
+      <w:start w:val="1"/>
+      <w:numFmt w:val="decimal"/>
+      <w:pStyle w:val="Heading6"/>
+      <w:lvlText w:val="%1.%2.%3.%4.%5"/>
+      <w:lvlJc w:val="left"/>
+      <w:pPr>
+        <w:ind w:left="360" w:hanging="360"/>
+      </w:pPr>
+      <w:rPr>
+        <w:rFonts w:hint="default"/>
+      </w:rPr>
+    </w:lvl>
+    <w:lvl w:ilvl="5">
+      <w:start w:val="1"/>
+      <w:numFmt w:val="decimal"/>
+      <w:pStyle w:val="Heading7"/>
+      <w:lvlText w:val="%1.%2.%3.%4.%5.%6"/>
+      <w:lvlJc w:val="left"/>
+      <w:pPr>
+        <w:ind w:left="360" w:hanging="360"/>
+      </w:pPr>
+      <w:rPr>
+        <w:rFonts w:hint="default"/>
+      </w:rPr>
+    </w:lvl>
+    <w:lvl w:ilvl="6">
+      <w:start w:val="1"/>
+      <w:numFmt w:val="decimal"/>
+      <w:pStyle w:val="Heading8"/>
+      <w:lvlText w:val="%1.%2.%3.%4.%5.%6.%7"/>
+      <w:lvlJc w:val="left"/>
+      <w:pPr>
+        <w:ind w:left="360" w:hanging="360"/>
+      </w:pPr>
+      <w:rPr>
+        <w:rFonts w:hint="default"/>
+      </w:rPr>
+    </w:lvl>
+    <w:lvl w:ilvl="7">
+      <w:start w:val="1"/>
+      <w:numFmt w:val="lowerLetter"/>
+      <w:lvlText w:val="%8."/>
+      <w:lvlJc w:val="left"/>
+      <w:pPr>
+        <w:ind w:left="360" w:hanging="360"/>
+      </w:pPr>
+      <w:rPr>
+        <w:rFonts w:hint="default"/>
+      </w:rPr>
+    </w:lvl>
+    <w:lvl w:ilvl="8">
+      <w:start w:val="1"/>
+      <w:numFmt w:val="lowerRoman"/>
+      <w:lvlText w:val="%9."/>
+      <w:lvlJc w:val="left"/>
+      <w:pPr>
+        <w:ind w:left="360" w:hanging="360"/>
+      </w:pPr>
+      <w:rPr>
+        <w:rFonts w:hint="default"/>
+      </w:rPr>
+    </w:lvl>
+  </w:abstractNum>
+  <w:abstractNum w:abstractNumId="45" w15:restartNumberingAfterBreak="0">
     <w:nsid w:val="54865123"/>
     <w:multiLevelType w:val="hybridMultilevel"/>
     <w:tmpl w:val="CD9ECFD4"/>
@@ -5001,7 +5121,7 @@
       </w:pPr>
     </w:lvl>
   </w:abstractNum>
-  <w:abstractNum w:abstractNumId="45" w15:restartNumberingAfterBreak="0">
+  <w:abstractNum w:abstractNumId="46" w15:restartNumberingAfterBreak="0">
     <w:nsid w:val="559E612A"/>
     <w:multiLevelType w:val="hybridMultilevel"/>
     <w:tmpl w:val="8184049C"/>
@@ -5139,7 +5259,7 @@
       </w:rPr>
     </w:lvl>
   </w:abstractNum>
-  <w:abstractNum w:abstractNumId="46" w15:restartNumberingAfterBreak="0">
+  <w:abstractNum w:abstractNumId="47" w15:restartNumberingAfterBreak="0">
     <w:nsid w:val="57BE4A08"/>
     <w:multiLevelType w:val="hybridMultilevel"/>
     <w:tmpl w:val="F3EA0F90"/>
@@ -5252,7 +5372,7 @@
       </w:rPr>
     </w:lvl>
   </w:abstractNum>
-  <w:abstractNum w:abstractNumId="47" w15:restartNumberingAfterBreak="0">
+  <w:abstractNum w:abstractNumId="48" w15:restartNumberingAfterBreak="0">
     <w:nsid w:val="588A5DC1"/>
     <w:multiLevelType w:val="hybridMultilevel"/>
     <w:tmpl w:val="68BEC2E0"/>
@@ -5365,7 +5485,7 @@
       </w:rPr>
     </w:lvl>
   </w:abstractNum>
-  <w:abstractNum w:abstractNumId="48" w15:restartNumberingAfterBreak="0">
+  <w:abstractNum w:abstractNumId="49" w15:restartNumberingAfterBreak="0">
     <w:nsid w:val="58B306F4"/>
     <w:multiLevelType w:val="hybridMultilevel"/>
     <w:tmpl w:val="BB649AB8"/>
@@ -5454,7 +5574,7 @@
       </w:pPr>
     </w:lvl>
   </w:abstractNum>
-  <w:abstractNum w:abstractNumId="49" w15:restartNumberingAfterBreak="0">
+  <w:abstractNum w:abstractNumId="50" w15:restartNumberingAfterBreak="0">
     <w:nsid w:val="5D85070E"/>
     <w:multiLevelType w:val="hybridMultilevel"/>
     <w:tmpl w:val="C7689C94"/>
@@ -5543,7 +5663,7 @@
       </w:pPr>
     </w:lvl>
   </w:abstractNum>
-  <w:abstractNum w:abstractNumId="50" w15:restartNumberingAfterBreak="0">
+  <w:abstractNum w:abstractNumId="51" w15:restartNumberingAfterBreak="0">
     <w:nsid w:val="5E720785"/>
     <w:multiLevelType w:val="hybridMultilevel"/>
     <w:tmpl w:val="BA945176"/>
@@ -5632,7 +5752,7 @@
       </w:pPr>
     </w:lvl>
   </w:abstractNum>
-  <w:abstractNum w:abstractNumId="51" w15:restartNumberingAfterBreak="0">
+  <w:abstractNum w:abstractNumId="52" w15:restartNumberingAfterBreak="0">
     <w:nsid w:val="5E802029"/>
     <w:multiLevelType w:val="multilevel"/>
     <w:tmpl w:val="0409001F"/>
@@ -5718,7 +5838,7 @@
       </w:pPr>
     </w:lvl>
   </w:abstractNum>
-  <w:abstractNum w:abstractNumId="52" w15:restartNumberingAfterBreak="0">
+  <w:abstractNum w:abstractNumId="53" w15:restartNumberingAfterBreak="0">
     <w:nsid w:val="64F67F71"/>
     <w:multiLevelType w:val="hybridMultilevel"/>
     <w:tmpl w:val="BCCC962A"/>
@@ -5807,7 +5927,7 @@
       </w:pPr>
     </w:lvl>
   </w:abstractNum>
-  <w:abstractNum w:abstractNumId="53" w15:restartNumberingAfterBreak="0">
+  <w:abstractNum w:abstractNumId="54" w15:restartNumberingAfterBreak="0">
     <w:nsid w:val="675B559B"/>
     <w:multiLevelType w:val="hybridMultilevel"/>
     <w:tmpl w:val="D2E40AF6"/>
@@ -5896,7 +6016,7 @@
       </w:pPr>
     </w:lvl>
   </w:abstractNum>
-  <w:abstractNum w:abstractNumId="54" w15:restartNumberingAfterBreak="0">
+  <w:abstractNum w:abstractNumId="55" w15:restartNumberingAfterBreak="0">
     <w:nsid w:val="6BCB28F7"/>
     <w:multiLevelType w:val="hybridMultilevel"/>
     <w:tmpl w:val="8B1AF07A"/>
@@ -5985,7 +6105,7 @@
       </w:pPr>
     </w:lvl>
   </w:abstractNum>
-  <w:abstractNum w:abstractNumId="55" w15:restartNumberingAfterBreak="0">
+  <w:abstractNum w:abstractNumId="56" w15:restartNumberingAfterBreak="0">
     <w:nsid w:val="6C7D43C2"/>
     <w:multiLevelType w:val="multilevel"/>
     <w:tmpl w:val="E1EC9586"/>
@@ -6125,7 +6245,7 @@
       </w:rPr>
     </w:lvl>
   </w:abstractNum>
-  <w:abstractNum w:abstractNumId="56" w15:restartNumberingAfterBreak="0">
+  <w:abstractNum w:abstractNumId="57" w15:restartNumberingAfterBreak="0">
     <w:nsid w:val="6CE01E01"/>
     <w:multiLevelType w:val="hybridMultilevel"/>
     <w:tmpl w:val="A2B45DDE"/>
@@ -6214,7 +6334,7 @@
       </w:pPr>
     </w:lvl>
   </w:abstractNum>
-  <w:abstractNum w:abstractNumId="57" w15:restartNumberingAfterBreak="0">
+  <w:abstractNum w:abstractNumId="58" w15:restartNumberingAfterBreak="0">
     <w:nsid w:val="6F780EFC"/>
     <w:multiLevelType w:val="hybridMultilevel"/>
     <w:tmpl w:val="36AA8D9E"/>
@@ -6327,7 +6447,7 @@
       </w:rPr>
     </w:lvl>
   </w:abstractNum>
-  <w:abstractNum w:abstractNumId="58" w15:restartNumberingAfterBreak="0">
+  <w:abstractNum w:abstractNumId="59" w15:restartNumberingAfterBreak="0">
     <w:nsid w:val="70720344"/>
     <w:multiLevelType w:val="hybridMultilevel"/>
     <w:tmpl w:val="DE506256"/>
@@ -6416,7 +6536,7 @@
       </w:pPr>
     </w:lvl>
   </w:abstractNum>
-  <w:abstractNum w:abstractNumId="59" w15:restartNumberingAfterBreak="0">
+  <w:abstractNum w:abstractNumId="60" w15:restartNumberingAfterBreak="0">
     <w:nsid w:val="71D71CCC"/>
     <w:multiLevelType w:val="hybridMultilevel"/>
     <w:tmpl w:val="FBCED286"/>
@@ -6505,7 +6625,7 @@
       </w:pPr>
     </w:lvl>
   </w:abstractNum>
-  <w:abstractNum w:abstractNumId="60" w15:restartNumberingAfterBreak="0">
+  <w:abstractNum w:abstractNumId="61" w15:restartNumberingAfterBreak="0">
     <w:nsid w:val="73387463"/>
     <w:multiLevelType w:val="multilevel"/>
     <w:tmpl w:val="9AF0948C"/>
@@ -6618,7 +6738,7 @@
       </w:rPr>
     </w:lvl>
   </w:abstractNum>
-  <w:abstractNum w:abstractNumId="61" w15:restartNumberingAfterBreak="0">
+  <w:abstractNum w:abstractNumId="62" w15:restartNumberingAfterBreak="0">
     <w:nsid w:val="746F2046"/>
     <w:multiLevelType w:val="hybridMultilevel"/>
     <w:tmpl w:val="BA945176"/>
@@ -6707,7 +6827,7 @@
       </w:pPr>
     </w:lvl>
   </w:abstractNum>
-  <w:abstractNum w:abstractNumId="62" w15:restartNumberingAfterBreak="0">
+  <w:abstractNum w:abstractNumId="63" w15:restartNumberingAfterBreak="0">
     <w:nsid w:val="79352AEA"/>
     <w:multiLevelType w:val="hybridMultilevel"/>
     <w:tmpl w:val="334EB83A"/>
@@ -6796,7 +6916,7 @@
       </w:pPr>
     </w:lvl>
   </w:abstractNum>
-  <w:abstractNum w:abstractNumId="63" w15:restartNumberingAfterBreak="0">
+  <w:abstractNum w:abstractNumId="64" w15:restartNumberingAfterBreak="0">
     <w:nsid w:val="79551691"/>
     <w:multiLevelType w:val="hybridMultilevel"/>
     <w:tmpl w:val="CB726154"/>
@@ -6885,7 +7005,7 @@
       </w:pPr>
     </w:lvl>
   </w:abstractNum>
-  <w:abstractNum w:abstractNumId="64" w15:restartNumberingAfterBreak="0">
+  <w:abstractNum w:abstractNumId="65" w15:restartNumberingAfterBreak="0">
     <w:nsid w:val="79E80608"/>
     <w:multiLevelType w:val="hybridMultilevel"/>
     <w:tmpl w:val="07A474F8"/>
@@ -6975,7 +7095,7 @@
     </w:lvl>
   </w:abstractNum>
   <w:num w:numId="1" w16cid:durableId="256212643">
-    <w:abstractNumId w:val="54"/>
+    <w:abstractNumId w:val="55"/>
   </w:num>
   <w:num w:numId="2" w16cid:durableId="843863947">
     <w:abstractNumId w:val="16"/>
@@ -6996,7 +7116,7 @@
     <w:abstractNumId w:val="6"/>
   </w:num>
   <w:num w:numId="8" w16cid:durableId="1961762463">
-    <w:abstractNumId w:val="45"/>
+    <w:abstractNumId w:val="46"/>
   </w:num>
   <w:num w:numId="9" w16cid:durableId="1768228453">
     <w:abstractNumId w:val="24"/>
@@ -7008,19 +7128,19 @@
     <w:abstractNumId w:val="21"/>
   </w:num>
   <w:num w:numId="12" w16cid:durableId="584727594">
-    <w:abstractNumId w:val="55"/>
+    <w:abstractNumId w:val="56"/>
   </w:num>
   <w:num w:numId="13" w16cid:durableId="270361624">
     <w:abstractNumId w:val="2"/>
   </w:num>
   <w:num w:numId="14" w16cid:durableId="701051204">
-    <w:abstractNumId w:val="60"/>
+    <w:abstractNumId w:val="61"/>
   </w:num>
   <w:num w:numId="15" w16cid:durableId="1108352778">
     <w:abstractNumId w:val="41"/>
   </w:num>
   <w:num w:numId="16" w16cid:durableId="1948005820">
-    <w:abstractNumId w:val="62"/>
+    <w:abstractNumId w:val="63"/>
   </w:num>
   <w:num w:numId="17" w16cid:durableId="1003171093">
     <w:abstractNumId w:val="36"/>
@@ -7029,16 +7149,16 @@
     <w:abstractNumId w:val="11"/>
   </w:num>
   <w:num w:numId="19" w16cid:durableId="673846312">
-    <w:abstractNumId w:val="48"/>
+    <w:abstractNumId w:val="49"/>
   </w:num>
   <w:num w:numId="20" w16cid:durableId="1946183586">
-    <w:abstractNumId w:val="52"/>
+    <w:abstractNumId w:val="53"/>
   </w:num>
   <w:num w:numId="21" w16cid:durableId="130294524">
     <w:abstractNumId w:val="26"/>
   </w:num>
   <w:num w:numId="22" w16cid:durableId="1857111577">
-    <w:abstractNumId w:val="46"/>
+    <w:abstractNumId w:val="47"/>
   </w:num>
   <w:num w:numId="23" w16cid:durableId="1782457513">
     <w:abstractNumId w:val="43"/>
@@ -7050,7 +7170,7 @@
     <w:abstractNumId w:val="27"/>
   </w:num>
   <w:num w:numId="26" w16cid:durableId="806124995">
-    <w:abstractNumId w:val="64"/>
+    <w:abstractNumId w:val="65"/>
   </w:num>
   <w:num w:numId="27" w16cid:durableId="8341873">
     <w:abstractNumId w:val="37"/>
@@ -7062,19 +7182,19 @@
     <w:abstractNumId w:val="25"/>
   </w:num>
   <w:num w:numId="30" w16cid:durableId="1479300397">
-    <w:abstractNumId w:val="59"/>
+    <w:abstractNumId w:val="60"/>
   </w:num>
   <w:num w:numId="31" w16cid:durableId="29960902">
     <w:abstractNumId w:val="28"/>
   </w:num>
   <w:num w:numId="32" w16cid:durableId="913782485">
-    <w:abstractNumId w:val="44"/>
+    <w:abstractNumId w:val="45"/>
   </w:num>
   <w:num w:numId="33" w16cid:durableId="1370106582">
     <w:abstractNumId w:val="1"/>
   </w:num>
   <w:num w:numId="34" w16cid:durableId="1914125208">
-    <w:abstractNumId w:val="56"/>
+    <w:abstractNumId w:val="57"/>
   </w:num>
   <w:num w:numId="35" w16cid:durableId="1693722901">
     <w:abstractNumId w:val="32"/>
@@ -7089,7 +7209,7 @@
     <w:abstractNumId w:val="18"/>
   </w:num>
   <w:num w:numId="39" w16cid:durableId="1003122700">
-    <w:abstractNumId w:val="49"/>
+    <w:abstractNumId w:val="50"/>
   </w:num>
   <w:num w:numId="40" w16cid:durableId="1077359595">
     <w:abstractNumId w:val="9"/>
@@ -7110,10 +7230,10 @@
     <w:abstractNumId w:val="14"/>
   </w:num>
   <w:num w:numId="46" w16cid:durableId="843711647">
-    <w:abstractNumId w:val="58"/>
+    <w:abstractNumId w:val="59"/>
   </w:num>
   <w:num w:numId="47" w16cid:durableId="987053659">
-    <w:abstractNumId w:val="57"/>
+    <w:abstractNumId w:val="58"/>
   </w:num>
   <w:num w:numId="48" w16cid:durableId="1639258828">
     <w:abstractNumId w:val="39"/>
@@ -7122,7 +7242,7 @@
     <w:abstractNumId w:val="38"/>
   </w:num>
   <w:num w:numId="50" w16cid:durableId="642082001">
-    <w:abstractNumId w:val="53"/>
+    <w:abstractNumId w:val="54"/>
   </w:num>
   <w:num w:numId="51" w16cid:durableId="1396509661">
     <w:abstractNumId w:val="42"/>
@@ -7134,7 +7254,7 @@
     <w:abstractNumId w:val="29"/>
   </w:num>
   <w:num w:numId="54" w16cid:durableId="1551919221">
-    <w:abstractNumId w:val="47"/>
+    <w:abstractNumId w:val="48"/>
   </w:num>
   <w:num w:numId="55" w16cid:durableId="555092028">
     <w:abstractNumId w:val="3"/>
@@ -7143,7 +7263,7 @@
     <w:abstractNumId w:val="40"/>
   </w:num>
   <w:num w:numId="57" w16cid:durableId="2138258999">
-    <w:abstractNumId w:val="63"/>
+    <w:abstractNumId w:val="64"/>
   </w:num>
   <w:num w:numId="58" w16cid:durableId="1832526315">
     <w:abstractNumId w:val="5"/>
@@ -7155,10 +7275,10 @@
     <w:abstractNumId w:val="34"/>
   </w:num>
   <w:num w:numId="61" w16cid:durableId="755858674">
-    <w:abstractNumId w:val="50"/>
+    <w:abstractNumId w:val="51"/>
   </w:num>
   <w:num w:numId="62" w16cid:durableId="1477063418">
-    <w:abstractNumId w:val="61"/>
+    <w:abstractNumId w:val="62"/>
   </w:num>
   <w:num w:numId="63" w16cid:durableId="2001469530">
     <w:abstractNumId w:val="10"/>
@@ -7167,7 +7287,10 @@
     <w:abstractNumId w:val="22"/>
   </w:num>
   <w:num w:numId="65" w16cid:durableId="1825776060">
-    <w:abstractNumId w:val="51"/>
+    <w:abstractNumId w:val="52"/>
+  </w:num>
+  <w:num w:numId="66" w16cid:durableId="1241646612">
+    <w:abstractNumId w:val="44"/>
   </w:num>
   <w:numIdMacAtCleanup w:val="65"/>
 </w:numbering>
@@ -7621,6 +7744,9 @@
     <w:pPr>
       <w:keepNext/>
       <w:pageBreakBefore/>
+      <w:numPr>
+        <w:numId w:val="66"/>
+      </w:numPr>
       <w:spacing w:before="240"/>
       <w:outlineLvl w:val="1"/>
     </w:pPr>
@@ -7643,6 +7769,10 @@
     <w:pPr>
       <w:keepNext/>
       <w:keepLines/>
+      <w:numPr>
+        <w:ilvl w:val="1"/>
+        <w:numId w:val="66"/>
+      </w:numPr>
       <w:spacing w:before="160" w:after="80"/>
       <w:outlineLvl w:val="2"/>
     </w:pPr>
@@ -7664,6 +7794,10 @@
     <w:pPr>
       <w:keepNext/>
       <w:keepLines/>
+      <w:numPr>
+        <w:ilvl w:val="2"/>
+        <w:numId w:val="66"/>
+      </w:numPr>
       <w:spacing w:before="80" w:after="40"/>
       <w:outlineLvl w:val="3"/>
     </w:pPr>
@@ -7684,6 +7818,10 @@
     <w:pPr>
       <w:keepNext/>
       <w:keepLines/>
+      <w:numPr>
+        <w:ilvl w:val="3"/>
+        <w:numId w:val="66"/>
+      </w:numPr>
       <w:spacing w:before="80" w:after="40"/>
       <w:outlineLvl w:val="4"/>
     </w:pPr>
@@ -7703,6 +7841,10 @@
     <w:pPr>
       <w:keepNext/>
       <w:keepLines/>
+      <w:numPr>
+        <w:ilvl w:val="4"/>
+        <w:numId w:val="66"/>
+      </w:numPr>
       <w:spacing w:before="40"/>
       <w:outlineLvl w:val="5"/>
     </w:pPr>
@@ -7724,6 +7866,10 @@
     <w:pPr>
       <w:keepNext/>
       <w:keepLines/>
+      <w:numPr>
+        <w:ilvl w:val="5"/>
+        <w:numId w:val="66"/>
+      </w:numPr>
       <w:spacing w:before="40"/>
       <w:outlineLvl w:val="6"/>
     </w:pPr>
@@ -7743,6 +7889,10 @@
     <w:pPr>
       <w:keepNext/>
       <w:keepLines/>
+      <w:numPr>
+        <w:ilvl w:val="6"/>
+        <w:numId w:val="66"/>
+      </w:numPr>
       <w:outlineLvl w:val="7"/>
     </w:pPr>
     <w:rPr>
@@ -8588,6 +8738,34 @@
       <w:sz w:val="22"/>
     </w:rPr>
   </w:style>
+  <w:style w:type="paragraph" w:styleId="Caption">
+    <w:name w:val="caption"/>
+    <w:basedOn w:val="Normal"/>
+    <w:next w:val="Normal"/>
+    <w:uiPriority w:val="35"/>
+    <w:semiHidden/>
+    <w:unhideWhenUsed/>
+    <w:qFormat/>
+    <w:rsid w:val="0003744F"/>
+    <w:pPr>
+      <w:spacing w:before="0" w:after="200"/>
+      <w:jc w:val="center"/>
+    </w:pPr>
+    <w:rPr>
+      <w:i/>
+      <w:iCs/>
+      <w:color w:val="0E2841" w:themeColor="text2"/>
+      <w:szCs w:val="18"/>
+    </w:rPr>
+  </w:style>
+  <w:style w:type="paragraph" w:customStyle="1" w:styleId="CaptionedFigure">
+    <w:name w:val="Captioned Figure"/>
+    <w:basedOn w:val="Normal"/>
+  </w:style>
+  <w:style w:type="paragraph" w:customStyle="1" w:styleId="ImageCaption">
+    <w:name w:val="Image Caption"/>
+    <w:basedOn w:val="Normal"/>
+  </w:style>
 </w:styles>
 </file>
 

--- a/skills/dilon-document-compiler/templates/TEMPLATE_Word_Signature.docx
+++ b/skills/dilon-document-compiler/templates/TEMPLATE_Word_Signature.docx
@@ -30,7 +30,18 @@
             <w:shd w:val="clear" w:color="auto" w:fill="BFBFBF"/>
           </w:tcPr>
           <w:p>
+            <w:pPr>
+              <w:jc w:val="center"/>
+              <w:rPr>
+                <w:b/>
+                <w:bCs/>
+              </w:rPr>
+            </w:pPr>
             <w:r>
+              <w:rPr>
+                <w:b/>
+                <w:bCs/>
+              </w:rPr>
               <w:t>Group</w:t>
             </w:r>
           </w:p>
@@ -9065,15 +9076,7 @@
 </file>
 
 <file path=customXml/item1.xml><?xml version="1.0" encoding="utf-8"?>
-<p:properties xmlns:p="http://schemas.microsoft.com/office/2006/metadata/properties" xmlns:xsi="http://www.w3.org/2001/XMLSchema-instance" xmlns:pc="http://schemas.microsoft.com/office/infopath/2007/PartnerControls">
-  <documentManagement>
-    <TaxCatchAll xmlns="14fbb133-db97-4d09-8590-d31f72208e11" xsi:nil="true"/>
-    <lcf76f155ced4ddcb4097134ff3c332f xmlns="ff91e89a-fa89-409e-b2c2-0afa0b8362dc">
-      <Terms xmlns="http://schemas.microsoft.com/office/infopath/2007/PartnerControls"/>
-    </lcf76f155ced4ddcb4097134ff3c332f>
-    <Index xmlns="ff91e89a-fa89-409e-b2c2-0afa0b8362dc" xsi:nil="true"/>
-  </documentManagement>
-</p:properties>
+<b:Sources xmlns:b="http://schemas.openxmlformats.org/officeDocument/2006/bibliography" xmlns="http://schemas.openxmlformats.org/officeDocument/2006/bibliography" SelectedStyle="\APASixthEditionOfficeOnline.xsl" StyleName="APA" Version="6"/>
 </file>
 
 <file path=customXml/item2.xml><?xml version="1.0" encoding="utf-8"?>
@@ -9284,7 +9287,15 @@
 </file>
 
 <file path=customXml/item3.xml><?xml version="1.0" encoding="utf-8"?>
-<b:Sources xmlns:b="http://schemas.openxmlformats.org/officeDocument/2006/bibliography" xmlns="http://schemas.openxmlformats.org/officeDocument/2006/bibliography" SelectedStyle="\APASixthEditionOfficeOnline.xsl" StyleName="APA" Version="6"/>
+<p:properties xmlns:p="http://schemas.microsoft.com/office/2006/metadata/properties" xmlns:xsi="http://www.w3.org/2001/XMLSchema-instance" xmlns:pc="http://schemas.microsoft.com/office/infopath/2007/PartnerControls">
+  <documentManagement>
+    <TaxCatchAll xmlns="14fbb133-db97-4d09-8590-d31f72208e11" xsi:nil="true"/>
+    <lcf76f155ced4ddcb4097134ff3c332f xmlns="ff91e89a-fa89-409e-b2c2-0afa0b8362dc">
+      <Terms xmlns="http://schemas.microsoft.com/office/infopath/2007/PartnerControls"/>
+    </lcf76f155ced4ddcb4097134ff3c332f>
+    <Index xmlns="ff91e89a-fa89-409e-b2c2-0afa0b8362dc" xsi:nil="true"/>
+  </documentManagement>
+</p:properties>
 </file>
 
 <file path=customXml/item4.xml><?xml version="1.0" encoding="utf-8"?>
@@ -9297,12 +9308,9 @@
 </file>
 
 <file path=customXml/itemProps1.xml><?xml version="1.0" encoding="utf-8"?>
-<ds:datastoreItem xmlns:ds="http://schemas.openxmlformats.org/officeDocument/2006/customXml" ds:itemID="{D1B430AD-7F5E-4A6C-AC1E-18B5A5C8823C}">
+<ds:datastoreItem xmlns:ds="http://schemas.openxmlformats.org/officeDocument/2006/customXml" ds:itemID="{79F96F0D-53C7-457F-BF3B-DB3D5A728589}">
   <ds:schemaRefs>
-    <ds:schemaRef ds:uri="http://schemas.microsoft.com/office/2006/metadata/properties"/>
-    <ds:schemaRef ds:uri="http://schemas.microsoft.com/office/infopath/2007/PartnerControls"/>
-    <ds:schemaRef ds:uri="14fbb133-db97-4d09-8590-d31f72208e11"/>
-    <ds:schemaRef ds:uri="ff91e89a-fa89-409e-b2c2-0afa0b8362dc"/>
+    <ds:schemaRef ds:uri="http://schemas.openxmlformats.org/officeDocument/2006/bibliography"/>
   </ds:schemaRefs>
 </ds:datastoreItem>
 </file>
@@ -9327,9 +9335,12 @@
 </file>
 
 <file path=customXml/itemProps3.xml><?xml version="1.0" encoding="utf-8"?>
-<ds:datastoreItem xmlns:ds="http://schemas.openxmlformats.org/officeDocument/2006/customXml" ds:itemID="{79F96F0D-53C7-457F-BF3B-DB3D5A728589}">
+<ds:datastoreItem xmlns:ds="http://schemas.openxmlformats.org/officeDocument/2006/customXml" ds:itemID="{D1B430AD-7F5E-4A6C-AC1E-18B5A5C8823C}">
   <ds:schemaRefs>
-    <ds:schemaRef ds:uri="http://schemas.openxmlformats.org/officeDocument/2006/bibliography"/>
+    <ds:schemaRef ds:uri="http://schemas.microsoft.com/office/2006/metadata/properties"/>
+    <ds:schemaRef ds:uri="http://schemas.microsoft.com/office/infopath/2007/PartnerControls"/>
+    <ds:schemaRef ds:uri="14fbb133-db97-4d09-8590-d31f72208e11"/>
+    <ds:schemaRef ds:uri="ff91e89a-fa89-409e-b2c2-0afa0b8362dc"/>
   </ds:schemaRefs>
 </ds:datastoreItem>
 </file>
